--- a/Описание_выборки.docx
+++ b/Описание_выборки.docx
@@ -21,705 +21,7 @@
         <w:ind w:firstLine="709"/>
       </w:pPr>
       <w:r>
-        <w:t xml:space="preserve">Выборка составила </w:t>
-      </w:r>
-      <w:r>
-        <w:rPr>
-          <w:b/>
-        </w:rPr>
-        <w:t>26 человек</w:t>
-      </w:r>
-      <w:r>
-        <w:t>, проживающих в геронтологическом учреждении (пансионате).</w:t>
-      </w:r>
-    </w:p>
-    <w:p>
-      <w:pPr>
-        <w:pStyle w:val="Heading2"/>
-      </w:pPr>
-      <w:r>
-        <w:rPr>
-          <w:rFonts w:ascii="Times New Roman" w:hAnsi="Times New Roman"/>
-          <w:sz w:val="28"/>
-        </w:rPr>
-        <w:t>Пол и возраст</w:t>
-      </w:r>
-    </w:p>
-    <w:tbl>
-      <w:tblPr>
-        <w:tblStyle w:val="TableGrid"/>
-        <w:tblW w:type="auto" w:w="0"/>
-        <w:jc w:val="center"/>
-        <w:tblLook w:firstColumn="1" w:firstRow="1" w:lastColumn="0" w:lastRow="0" w:noHBand="0" w:noVBand="1" w:val="04A0"/>
-      </w:tblPr>
-      <w:tblGrid>
-        <w:gridCol w:w="4320"/>
-        <w:gridCol w:w="4320"/>
-      </w:tblGrid>
-      <w:tr>
-        <w:tc>
-          <w:tcPr>
-            <w:tcW w:type="dxa" w:w="4320"/>
-          </w:tcPr>
-          <w:p>
-            <w:r>
-              <w:rPr>
-                <w:b/>
-              </w:rPr>
-              <w:t>Показатель</w:t>
-            </w:r>
-          </w:p>
-        </w:tc>
-        <w:tc>
-          <w:tcPr>
-            <w:tcW w:type="dxa" w:w="4320"/>
-          </w:tcPr>
-          <w:p>
-            <w:r>
-              <w:rPr>
-                <w:b/>
-              </w:rPr>
-              <w:t>Значение</w:t>
-            </w:r>
-          </w:p>
-        </w:tc>
-      </w:tr>
-      <w:tr>
-        <w:tc>
-          <w:tcPr>
-            <w:tcW w:type="dxa" w:w="4320"/>
-          </w:tcPr>
-          <w:p>
-            <w:r>
-              <w:t>Всего участников</w:t>
-            </w:r>
-          </w:p>
-        </w:tc>
-        <w:tc>
-          <w:tcPr>
-            <w:tcW w:type="dxa" w:w="4320"/>
-          </w:tcPr>
-          <w:p>
-            <w:r>
-              <w:t>26</w:t>
-            </w:r>
-          </w:p>
-        </w:tc>
-      </w:tr>
-      <w:tr>
-        <w:tc>
-          <w:tcPr>
-            <w:tcW w:type="dxa" w:w="4320"/>
-          </w:tcPr>
-          <w:p>
-            <w:r>
-              <w:t>Мужчины</w:t>
-            </w:r>
-          </w:p>
-        </w:tc>
-        <w:tc>
-          <w:tcPr>
-            <w:tcW w:type="dxa" w:w="4320"/>
-          </w:tcPr>
-          <w:p>
-            <w:r>
-              <w:t>6 (23,1%)</w:t>
-            </w:r>
-          </w:p>
-        </w:tc>
-      </w:tr>
-      <w:tr>
-        <w:tc>
-          <w:tcPr>
-            <w:tcW w:type="dxa" w:w="4320"/>
-          </w:tcPr>
-          <w:p>
-            <w:r>
-              <w:t>Женщины</w:t>
-            </w:r>
-          </w:p>
-        </w:tc>
-        <w:tc>
-          <w:tcPr>
-            <w:tcW w:type="dxa" w:w="4320"/>
-          </w:tcPr>
-          <w:p>
-            <w:r>
-              <w:t>20 (76,9%)</w:t>
-            </w:r>
-          </w:p>
-        </w:tc>
-      </w:tr>
-      <w:tr>
-        <w:tc>
-          <w:tcPr>
-            <w:tcW w:type="dxa" w:w="4320"/>
-          </w:tcPr>
-          <w:p>
-            <w:r>
-              <w:t>Средний возраст (M ± SD)</w:t>
-            </w:r>
-          </w:p>
-        </w:tc>
-        <w:tc>
-          <w:tcPr>
-            <w:tcW w:type="dxa" w:w="4320"/>
-          </w:tcPr>
-          <w:p>
-            <w:r>
-              <w:t>84,9 ± 7,2 лет</w:t>
-            </w:r>
-          </w:p>
-        </w:tc>
-      </w:tr>
-      <w:tr>
-        <w:tc>
-          <w:tcPr>
-            <w:tcW w:type="dxa" w:w="4320"/>
-          </w:tcPr>
-          <w:p>
-            <w:r>
-              <w:t>Возрастной диапазон</w:t>
-            </w:r>
-          </w:p>
-        </w:tc>
-        <w:tc>
-          <w:tcPr>
-            <w:tcW w:type="dxa" w:w="4320"/>
-          </w:tcPr>
-          <w:p>
-            <w:r>
-              <w:t>65–95 лет</w:t>
-            </w:r>
-          </w:p>
-        </w:tc>
-      </w:tr>
-    </w:tbl>
-    <w:p/>
-    <w:p>
-      <w:pPr>
-        <w:pStyle w:val="Heading2"/>
-      </w:pPr>
-      <w:r>
-        <w:rPr>
-          <w:rFonts w:ascii="Times New Roman" w:hAnsi="Times New Roman"/>
-          <w:sz w:val="28"/>
-        </w:rPr>
-        <w:t>Уровень образования</w:t>
-      </w:r>
-    </w:p>
-    <w:tbl>
-      <w:tblPr>
-        <w:tblStyle w:val="TableGrid"/>
-        <w:tblW w:type="auto" w:w="0"/>
-        <w:jc w:val="center"/>
-        <w:tblLook w:firstColumn="1" w:firstRow="1" w:lastColumn="0" w:lastRow="0" w:noHBand="0" w:noVBand="1" w:val="04A0"/>
-      </w:tblPr>
-      <w:tblGrid>
-        <w:gridCol w:w="2880"/>
-        <w:gridCol w:w="2880"/>
-        <w:gridCol w:w="2880"/>
-      </w:tblGrid>
-      <w:tr>
-        <w:tc>
-          <w:tcPr>
-            <w:tcW w:type="dxa" w:w="2880"/>
-          </w:tcPr>
-          <w:p>
-            <w:r>
-              <w:rPr>
-                <w:b/>
-              </w:rPr>
-              <w:t>Уровень образования</w:t>
-            </w:r>
-          </w:p>
-        </w:tc>
-        <w:tc>
-          <w:tcPr>
-            <w:tcW w:type="dxa" w:w="2880"/>
-          </w:tcPr>
-          <w:p>
-            <w:pPr>
-              <w:jc w:val="center"/>
-            </w:pPr>
-            <w:r>
-              <w:rPr>
-                <w:b/>
-              </w:rPr>
-              <w:t>N</w:t>
-            </w:r>
-          </w:p>
-        </w:tc>
-        <w:tc>
-          <w:tcPr>
-            <w:tcW w:type="dxa" w:w="2880"/>
-          </w:tcPr>
-          <w:p>
-            <w:pPr>
-              <w:jc w:val="center"/>
-            </w:pPr>
-            <w:r>
-              <w:rPr>
-                <w:b/>
-              </w:rPr>
-              <w:t>%</w:t>
-            </w:r>
-          </w:p>
-        </w:tc>
-      </w:tr>
-      <w:tr>
-        <w:tc>
-          <w:tcPr>
-            <w:tcW w:type="dxa" w:w="2880"/>
-          </w:tcPr>
-          <w:p>
-            <w:r>
-              <w:t>Высшее</w:t>
-            </w:r>
-          </w:p>
-        </w:tc>
-        <w:tc>
-          <w:tcPr>
-            <w:tcW w:type="dxa" w:w="2880"/>
-          </w:tcPr>
-          <w:p>
-            <w:pPr>
-              <w:jc w:val="center"/>
-            </w:pPr>
-            <w:r>
-              <w:t>16</w:t>
-            </w:r>
-          </w:p>
-        </w:tc>
-        <w:tc>
-          <w:tcPr>
-            <w:tcW w:type="dxa" w:w="2880"/>
-          </w:tcPr>
-          <w:p>
-            <w:pPr>
-              <w:jc w:val="center"/>
-            </w:pPr>
-            <w:r>
-              <w:t>61,5%</w:t>
-            </w:r>
-          </w:p>
-        </w:tc>
-      </w:tr>
-      <w:tr>
-        <w:tc>
-          <w:tcPr>
-            <w:tcW w:type="dxa" w:w="2880"/>
-          </w:tcPr>
-          <w:p>
-            <w:r>
-              <w:t>Среднеспециальное</w:t>
-            </w:r>
-          </w:p>
-        </w:tc>
-        <w:tc>
-          <w:tcPr>
-            <w:tcW w:type="dxa" w:w="2880"/>
-          </w:tcPr>
-          <w:p>
-            <w:pPr>
-              <w:jc w:val="center"/>
-            </w:pPr>
-            <w:r>
-              <w:t>5</w:t>
-            </w:r>
-          </w:p>
-        </w:tc>
-        <w:tc>
-          <w:tcPr>
-            <w:tcW w:type="dxa" w:w="2880"/>
-          </w:tcPr>
-          <w:p>
-            <w:pPr>
-              <w:jc w:val="center"/>
-            </w:pPr>
-            <w:r>
-              <w:t>19,2%</w:t>
-            </w:r>
-          </w:p>
-        </w:tc>
-      </w:tr>
-      <w:tr>
-        <w:tc>
-          <w:tcPr>
-            <w:tcW w:type="dxa" w:w="2880"/>
-          </w:tcPr>
-          <w:p>
-            <w:r>
-              <w:t>Без образования / школьное</w:t>
-            </w:r>
-          </w:p>
-        </w:tc>
-        <w:tc>
-          <w:tcPr>
-            <w:tcW w:type="dxa" w:w="2880"/>
-          </w:tcPr>
-          <w:p>
-            <w:pPr>
-              <w:jc w:val="center"/>
-            </w:pPr>
-            <w:r>
-              <w:t>5</w:t>
-            </w:r>
-          </w:p>
-        </w:tc>
-        <w:tc>
-          <w:tcPr>
-            <w:tcW w:type="dxa" w:w="2880"/>
-          </w:tcPr>
-          <w:p>
-            <w:pPr>
-              <w:jc w:val="center"/>
-            </w:pPr>
-            <w:r>
-              <w:t>19,2%</w:t>
-            </w:r>
-          </w:p>
-        </w:tc>
-      </w:tr>
-    </w:tbl>
-    <w:p/>
-    <w:p>
-      <w:pPr>
-        <w:pStyle w:val="Heading2"/>
-      </w:pPr>
-      <w:r>
-        <w:rPr>
-          <w:rFonts w:ascii="Times New Roman" w:hAnsi="Times New Roman"/>
-          <w:sz w:val="28"/>
-        </w:rPr>
-        <w:t>Семейное положение</w:t>
-      </w:r>
-    </w:p>
-    <w:tbl>
-      <w:tblPr>
-        <w:tblStyle w:val="TableGrid"/>
-        <w:tblW w:type="auto" w:w="0"/>
-        <w:jc w:val="center"/>
-        <w:tblLook w:firstColumn="1" w:firstRow="1" w:lastColumn="0" w:lastRow="0" w:noHBand="0" w:noVBand="1" w:val="04A0"/>
-      </w:tblPr>
-      <w:tblGrid>
-        <w:gridCol w:w="2880"/>
-        <w:gridCol w:w="2880"/>
-        <w:gridCol w:w="2880"/>
-      </w:tblGrid>
-      <w:tr>
-        <w:tc>
-          <w:tcPr>
-            <w:tcW w:type="dxa" w:w="2880"/>
-          </w:tcPr>
-          <w:p>
-            <w:r>
-              <w:rPr>
-                <w:b/>
-              </w:rPr>
-              <w:t>Семейное положение</w:t>
-            </w:r>
-          </w:p>
-        </w:tc>
-        <w:tc>
-          <w:tcPr>
-            <w:tcW w:type="dxa" w:w="2880"/>
-          </w:tcPr>
-          <w:p>
-            <w:pPr>
-              <w:jc w:val="center"/>
-            </w:pPr>
-            <w:r>
-              <w:rPr>
-                <w:b/>
-              </w:rPr>
-              <w:t>N</w:t>
-            </w:r>
-          </w:p>
-        </w:tc>
-        <w:tc>
-          <w:tcPr>
-            <w:tcW w:type="dxa" w:w="2880"/>
-          </w:tcPr>
-          <w:p>
-            <w:pPr>
-              <w:jc w:val="center"/>
-            </w:pPr>
-            <w:r>
-              <w:rPr>
-                <w:b/>
-              </w:rPr>
-              <w:t>%</w:t>
-            </w:r>
-          </w:p>
-        </w:tc>
-      </w:tr>
-      <w:tr>
-        <w:tc>
-          <w:tcPr>
-            <w:tcW w:type="dxa" w:w="2880"/>
-          </w:tcPr>
-          <w:p>
-            <w:r>
-              <w:t>Вдовцы/вдовы</w:t>
-            </w:r>
-          </w:p>
-        </w:tc>
-        <w:tc>
-          <w:tcPr>
-            <w:tcW w:type="dxa" w:w="2880"/>
-          </w:tcPr>
-          <w:p>
-            <w:pPr>
-              <w:jc w:val="center"/>
-            </w:pPr>
-            <w:r>
-              <w:t>18</w:t>
-            </w:r>
-          </w:p>
-        </w:tc>
-        <w:tc>
-          <w:tcPr>
-            <w:tcW w:type="dxa" w:w="2880"/>
-          </w:tcPr>
-          <w:p>
-            <w:pPr>
-              <w:jc w:val="center"/>
-            </w:pPr>
-            <w:r>
-              <w:t>75,0%</w:t>
-            </w:r>
-          </w:p>
-        </w:tc>
-      </w:tr>
-      <w:tr>
-        <w:tc>
-          <w:tcPr>
-            <w:tcW w:type="dxa" w:w="2880"/>
-          </w:tcPr>
-          <w:p>
-            <w:r>
-              <w:t>В браке</w:t>
-            </w:r>
-          </w:p>
-        </w:tc>
-        <w:tc>
-          <w:tcPr>
-            <w:tcW w:type="dxa" w:w="2880"/>
-          </w:tcPr>
-          <w:p>
-            <w:pPr>
-              <w:jc w:val="center"/>
-            </w:pPr>
-            <w:r>
-              <w:t>4</w:t>
-            </w:r>
-          </w:p>
-        </w:tc>
-        <w:tc>
-          <w:tcPr>
-            <w:tcW w:type="dxa" w:w="2880"/>
-          </w:tcPr>
-          <w:p>
-            <w:pPr>
-              <w:jc w:val="center"/>
-            </w:pPr>
-            <w:r>
-              <w:t>16,7%</w:t>
-            </w:r>
-          </w:p>
-        </w:tc>
-      </w:tr>
-      <w:tr>
-        <w:tc>
-          <w:tcPr>
-            <w:tcW w:type="dxa" w:w="2880"/>
-          </w:tcPr>
-          <w:p>
-            <w:r>
-              <w:t>В разводе</w:t>
-            </w:r>
-          </w:p>
-        </w:tc>
-        <w:tc>
-          <w:tcPr>
-            <w:tcW w:type="dxa" w:w="2880"/>
-          </w:tcPr>
-          <w:p>
-            <w:pPr>
-              <w:jc w:val="center"/>
-            </w:pPr>
-            <w:r>
-              <w:t>2</w:t>
-            </w:r>
-          </w:p>
-        </w:tc>
-        <w:tc>
-          <w:tcPr>
-            <w:tcW w:type="dxa" w:w="2880"/>
-          </w:tcPr>
-          <w:p>
-            <w:pPr>
-              <w:jc w:val="center"/>
-            </w:pPr>
-            <w:r>
-              <w:t>8,3%</w:t>
-            </w:r>
-          </w:p>
-        </w:tc>
-      </w:tr>
-    </w:tbl>
-    <w:p>
-      <w:pPr>
-        <w:spacing w:after="120"/>
-        <w:ind w:firstLine="709"/>
-      </w:pPr>
-      <w:r>
-        <w:t>У всех участников (за единичным исключением) есть дети.</w:t>
-      </w:r>
-    </w:p>
-    <w:p/>
-    <w:p>
-      <w:pPr>
-        <w:pStyle w:val="Heading2"/>
-      </w:pPr>
-      <w:r>
-        <w:rPr>
-          <w:rFonts w:ascii="Times New Roman" w:hAnsi="Times New Roman"/>
-          <w:sz w:val="28"/>
-        </w:rPr>
-        <w:t>Состояние здоровья</w:t>
-      </w:r>
-    </w:p>
-    <w:tbl>
-      <w:tblPr>
-        <w:tblStyle w:val="TableGrid"/>
-        <w:tblW w:type="auto" w:w="0"/>
-        <w:jc w:val="center"/>
-        <w:tblLook w:firstColumn="1" w:firstRow="1" w:lastColumn="0" w:lastRow="0" w:noHBand="0" w:noVBand="1" w:val="04A0"/>
-      </w:tblPr>
-      <w:tblGrid>
-        <w:gridCol w:w="4320"/>
-        <w:gridCol w:w="4320"/>
-      </w:tblGrid>
-      <w:tr>
-        <w:tc>
-          <w:tcPr>
-            <w:tcW w:type="dxa" w:w="4320"/>
-          </w:tcPr>
-          <w:p>
-            <w:r>
-              <w:rPr>
-                <w:b/>
-              </w:rPr>
-              <w:t>Состояние здоровья</w:t>
-            </w:r>
-          </w:p>
-        </w:tc>
-        <w:tc>
-          <w:tcPr>
-            <w:tcW w:type="dxa" w:w="4320"/>
-          </w:tcPr>
-          <w:p>
-            <w:pPr>
-              <w:jc w:val="center"/>
-            </w:pPr>
-            <w:r>
-              <w:rPr>
-                <w:b/>
-              </w:rPr>
-              <w:t>N</w:t>
-            </w:r>
-          </w:p>
-        </w:tc>
-      </w:tr>
-      <w:tr>
-        <w:tc>
-          <w:tcPr>
-            <w:tcW w:type="dxa" w:w="4320"/>
-          </w:tcPr>
-          <w:p>
-            <w:r>
-              <w:t>Инсульт в анамнезе</w:t>
-            </w:r>
-          </w:p>
-        </w:tc>
-        <w:tc>
-          <w:tcPr>
-            <w:tcW w:type="dxa" w:w="4320"/>
-          </w:tcPr>
-          <w:p>
-            <w:pPr>
-              <w:jc w:val="center"/>
-            </w:pPr>
-            <w:r>
-              <w:t>8</w:t>
-            </w:r>
-          </w:p>
-        </w:tc>
-      </w:tr>
-      <w:tr>
-        <w:tc>
-          <w:tcPr>
-            <w:tcW w:type="dxa" w:w="4320"/>
-          </w:tcPr>
-          <w:p>
-            <w:r>
-              <w:t>Иные заболевания (диабет, гипертония, переломы, артрит и др.)</w:t>
-            </w:r>
-          </w:p>
-        </w:tc>
-        <w:tc>
-          <w:tcPr>
-            <w:tcW w:type="dxa" w:w="4320"/>
-          </w:tcPr>
-          <w:p>
-            <w:pPr>
-              <w:jc w:val="center"/>
-            </w:pPr>
-            <w:r>
-              <w:t>7</w:t>
-            </w:r>
-          </w:p>
-        </w:tc>
-      </w:tr>
-      <w:tr>
-        <w:tc>
-          <w:tcPr>
-            <w:tcW w:type="dxa" w:w="4320"/>
-          </w:tcPr>
-          <w:p>
-            <w:r>
-              <w:t>Без указанных значимых заболеваний</w:t>
-            </w:r>
-          </w:p>
-        </w:tc>
-        <w:tc>
-          <w:tcPr>
-            <w:tcW w:type="dxa" w:w="4320"/>
-          </w:tcPr>
-          <w:p>
-            <w:pPr>
-              <w:jc w:val="center"/>
-            </w:pPr>
-            <w:r>
-              <w:t>11</w:t>
-            </w:r>
-          </w:p>
-        </w:tc>
-      </w:tr>
-    </w:tbl>
-    <w:p/>
-    <w:p>
-      <w:pPr>
-        <w:pStyle w:val="Heading2"/>
-      </w:pPr>
-      <w:r>
-        <w:rPr>
-          <w:rFonts w:ascii="Times New Roman" w:hAnsi="Times New Roman"/>
-          <w:sz w:val="28"/>
-        </w:rPr>
-        <w:t>Резюме</w:t>
+        <w:t>В исследовании приняли участие 26 человек, проживающих в геронтологическом учреждении (пансионате). Средний возраст участников составил 84,9 лет (SD = 7,2), возрастной диапазон — от 65 до 95 лет. Большинство выборки составили женщины — 20 человек (76,9%), мужчин — 6 человек (23,1%).</w:t>
       </w:r>
     </w:p>
     <w:p>
@@ -728,7 +30,34 @@
         <w:ind w:firstLine="709"/>
       </w:pPr>
       <w:r>
-        <w:t>Выборка представлена преимущественно женщинами пожилого и старческого возраста (M = 84,9 лет), с преобладанием высшего образования (61,5%), в большинстве овдовевших (75,0%). Около трети выборки имеет инсульт в анамнезе.</w:t>
+        <w:t>По уровню образования выборка распределилась следующим образом: высшее образование имели 16 человек (61,5%), среднеспециальное — 5 человек (19,2%), без образования или со школьным образованием — 5 человек (19,2%). Среди профессий участников с высшим образованием представлены инженеры, врачи, военные технологи, педагоги и другие специалисты.</w:t>
+      </w:r>
+    </w:p>
+    <w:p>
+      <w:pPr>
+        <w:spacing w:after="120"/>
+        <w:ind w:firstLine="709"/>
+      </w:pPr>
+      <w:r>
+        <w:t>По семейному положению преобладали вдовцы и вдовы — 18 человек (75,0%). В браке состояли 4 человека (16,7%), в разводе — 2 человека (8,3%). Практически у всех участников есть дети.</w:t>
+      </w:r>
+    </w:p>
+    <w:p>
+      <w:pPr>
+        <w:spacing w:after="120"/>
+        <w:ind w:firstLine="709"/>
+      </w:pPr>
+      <w:r>
+        <w:t>В отношении состояния здоровья: у 8 человек в анамнезе отмечен инсульт (правополушарный или левополушарный). Иные значимые заболевания (диабет, гипертония, панкреатит, заболевания почек, переломы, артрит) зафиксированы у 7 человек. У 11 участников значимых заболеваний не указано. Двое участников не передвигаются самостоятельно.</w:t>
+      </w:r>
+    </w:p>
+    <w:p>
+      <w:pPr>
+        <w:spacing w:after="120"/>
+        <w:ind w:firstLine="709"/>
+      </w:pPr>
+      <w:r>
+        <w:t>Таким образом, выборка представлена преимущественно женщинами пожилого и старческого возраста с преобладанием высшего образования и овдовевших. Около трети участников имеют цереброваскулярную патологию (инсульт) в анамнезе, что может оказывать влияние на показатели когнитивного функционирования.</w:t>
       </w:r>
     </w:p>
     <w:sectPr>
@@ -1104,6 +433,9 @@
     <w:name w:val="Normal"/>
     <w:qFormat/>
     <w:rsid w:val="00FC693F"/>
+    <w:pPr>
+      <w:spacing w:line="360" w:lineRule="auto"/>
+    </w:pPr>
     <w:rPr>
       <w:rFonts w:ascii="Times New Roman" w:hAnsi="Times New Roman"/>
       <w:sz w:val="28"/>

--- a/Описание_выборки.docx
+++ b/Описание_выборки.docx
@@ -58,6 +58,189 @@
       </w:pPr>
       <w:r>
         <w:t>Таким образом, выборка представлена преимущественно женщинами пожилого и старческого возраста с преобладанием высшего образования и овдовевших. Около трети участников имеют цереброваскулярную патологию (инсульт) в анамнезе, что может оказывать влияние на показатели когнитивного функционирования.</w:t>
+      </w:r>
+    </w:p>
+    <w:p>
+      <w:r>
+        <w:br w:type="page"/>
+      </w:r>
+    </w:p>
+    <w:p>
+      <w:pPr>
+        <w:pStyle w:val="Heading1"/>
+        <w:jc w:val="center"/>
+      </w:pPr>
+      <w:r>
+        <w:rPr>
+          <w:rFonts w:ascii="Times New Roman" w:hAnsi="Times New Roman"/>
+          <w:sz w:val="32"/>
+        </w:rPr>
+        <w:t>Описание методик исследования</w:t>
+      </w:r>
+    </w:p>
+    <w:p>
+      <w:pPr>
+        <w:pStyle w:val="Heading2"/>
+      </w:pPr>
+      <w:r>
+        <w:rPr>
+          <w:rFonts w:ascii="Times New Roman" w:hAnsi="Times New Roman"/>
+          <w:sz w:val="28"/>
+        </w:rPr>
+        <w:t>1. Монреальская шкала оценки когнитивных функций (MoCA)</w:t>
+      </w:r>
+    </w:p>
+    <w:p>
+      <w:pPr>
+        <w:spacing w:after="120"/>
+        <w:ind w:firstLine="709"/>
+      </w:pPr>
+      <w:r>
+        <w:t>Монреальская шкала оценки когнитивных функций (Montreal Cognitive Assessment, MoCA) была разработана З. Насреддином в 1996 году и направлена на выявление когнитивных нарушений, в первую очередь нарушений памяти. Применение данной методики позволило определить степень когнитивного дефицита и проследить динамику восстановления когнитивных процессов в ходе реабилитации.</w:t>
+      </w:r>
+    </w:p>
+    <w:p>
+      <w:pPr>
+        <w:spacing w:after="120"/>
+        <w:ind w:firstLine="709"/>
+      </w:pPr>
+      <w:r>
+        <w:t>Время выполнения методики составляет около 10 минут, что делает её удобным и эффективным инструментом для использования в клинической практике. В структуру теста входят задания на зрительно-пространственные и исполнительные навыки (соединение цифр и букв по порядку, рисование куба и часов), называние изображённых животных, запоминание и воспроизведение слов, проверку концентрации внимания (повторение числовых рядов, реакция на определённый стимул, серийное вычитание по 7 из 100), повторение предложений, беглость речи, абстракцию и ориентацию во времени и месте.</w:t>
+      </w:r>
+    </w:p>
+    <w:p>
+      <w:pPr>
+        <w:spacing w:after="120"/>
+        <w:ind w:firstLine="709"/>
+      </w:pPr>
+      <w:r>
+        <w:t>Максимальное количество баллов по шкале составляет 30. Градация оценки: 26–30 баллов — нормальный уровень когнитивных функций; 18–25 баллов — лёгкие когнитивные нарушения; менее 18 баллов — выраженные когнитивные нарушения. Показатели ниже 26 баллов свидетельствуют о наличии когнитивных нарушений различной степени выраженности (Тарасова И. А., Трубникова О. А., 2021).</w:t>
+      </w:r>
+    </w:p>
+    <w:p>
+      <w:pPr>
+        <w:pStyle w:val="Heading2"/>
+      </w:pPr>
+      <w:r>
+        <w:rPr>
+          <w:rFonts w:ascii="Times New Roman" w:hAnsi="Times New Roman"/>
+          <w:sz w:val="28"/>
+        </w:rPr>
+        <w:t>2. Таблицы Шульте</w:t>
+      </w:r>
+    </w:p>
+    <w:p>
+      <w:pPr>
+        <w:spacing w:after="120"/>
+        <w:ind w:firstLine="709"/>
+      </w:pPr>
+      <w:r>
+        <w:t>Таблицы Шульте — классическая методика исследования внимания (объёма, устойчивости, переключаемости), а также умственной работоспособности. Методика была разработана немецким психиатром В. Шульте. Испытуемому предъявляется таблица размером 5×5, содержащая числа от 1 до 25, расположенные в случайном порядке. Задача — как можно быстрее показать и назвать все числа по порядку от 1 до 25.</w:t>
+      </w:r>
+    </w:p>
+    <w:p>
+      <w:pPr>
+        <w:spacing w:after="120"/>
+        <w:ind w:firstLine="709"/>
+      </w:pPr>
+      <w:r>
+        <w:t>В настоящем исследовании были использованы 3 таблицы Шульте (вместо стандартных 5), что обусловлено возрастными особенностями выборки и необходимостью минимизировать утомление участников. Фиксируется время выполнения каждой таблицы в секундах.</w:t>
+      </w:r>
+    </w:p>
+    <w:p>
+      <w:pPr>
+        <w:spacing w:after="120"/>
+        <w:ind w:firstLine="709"/>
+      </w:pPr>
+      <w:r>
+        <w:t>Показатели времени выполнения позволяют оценить скорость переработки информации, устойчивость и концентрацию произвольного внимания. Увеличение времени выполнения от первой таблицы к третьей свидетельствует о повышенной истощаемости внимания. Норма выполнения одной таблицы для взрослых составляет 30–50 секунд; превышение этого времени указывает на снижение внимания.</w:t>
+      </w:r>
+    </w:p>
+    <w:p>
+      <w:pPr>
+        <w:pStyle w:val="Heading2"/>
+      </w:pPr>
+      <w:r>
+        <w:rPr>
+          <w:rFonts w:ascii="Times New Roman" w:hAnsi="Times New Roman"/>
+          <w:sz w:val="28"/>
+        </w:rPr>
+        <w:t>3. Методика «10 слов» А. Р. Лурии</w:t>
+      </w:r>
+    </w:p>
+    <w:p>
+      <w:pPr>
+        <w:spacing w:after="120"/>
+        <w:ind w:firstLine="709"/>
+      </w:pPr>
+      <w:r>
+        <w:t>Методика заучивания 10 слов была предложена А. Р. Лурией и является одним из наиболее распространённых нейропсихологических инструментов для исследования процессов памяти: запоминания, сохранения и воспроизведения. Методика позволяет оценить объём и динамику слухоречевой памяти, наличие нарушений произвольного запоминания, а также утомляемость и устойчивость внимания.</w:t>
+      </w:r>
+    </w:p>
+    <w:p>
+      <w:pPr>
+        <w:spacing w:after="120"/>
+        <w:ind w:firstLine="709"/>
+      </w:pPr>
+      <w:r>
+        <w:t>Процедура проведения: испытуемому зачитывается ряд из 10 не связанных между собой слов, после чего он воспроизводит те из них, которые запомнил, в произвольном порядке. Процедура повторяется 7 раз (7 проб). Через определённый интервал времени (20–30 минут) проводится отсроченное воспроизведение без повторного предъявления списка.</w:t>
+      </w:r>
+    </w:p>
+    <w:p>
+      <w:pPr>
+        <w:spacing w:after="120"/>
+        <w:ind w:firstLine="709"/>
+      </w:pPr>
+      <w:r>
+        <w:t>Анализ результатов позволяет оценить: объём непосредственного запоминания (количество слов при первом воспроизведении), динамику заучивания (нарастание объёма от пробы к пробе), прочность следов памяти (отсроченное воспроизведение). В норме при повторных предъявлениях количество воспроизведённых слов нарастает и к 5–7 пробе достигает 9–10 слов. Снижение показателей отсроченного воспроизведения свидетельствует о нарушении долговременной памяти.</w:t>
+      </w:r>
+    </w:p>
+    <w:p>
+      <w:pPr>
+        <w:pStyle w:val="Heading2"/>
+      </w:pPr>
+      <w:r>
+        <w:rPr>
+          <w:rFonts w:ascii="Times New Roman" w:hAnsi="Times New Roman"/>
+          <w:sz w:val="28"/>
+        </w:rPr>
+        <w:t>4. Краткое нейропсихологическое обследование когнитивной сферы (КНОКС)</w:t>
+      </w:r>
+    </w:p>
+    <w:p>
+      <w:pPr>
+        <w:spacing w:after="120"/>
+        <w:ind w:firstLine="709"/>
+      </w:pPr>
+      <w:r>
+        <w:t>Краткое нейропсихологическое обследование когнитивной сферы (КНОКС) разработано И. М. Тонконогим и предназначено для комплексной оценки когнитивных функций и выявления когнитивных нарушений различной степени выраженности — от мягких когнитивных нарушений до выраженного когнитивного дефекта. Методика позволяет оценить функциональный статус обследуемого, степень тяжести мозгового поражения, а также используется для прогноза прогрессирования заболевания.</w:t>
+      </w:r>
+    </w:p>
+    <w:p>
+      <w:pPr>
+        <w:spacing w:after="120"/>
+        <w:ind w:firstLine="709"/>
+      </w:pPr>
+      <w:r>
+        <w:t>Методика состоит из 2 частей, каждая из которых содержит по 5 субтестов (всего 50 вопросов). Первая часть включает субтесты: ориентировка, память на президентов, называние, понимание и конструктивный праксис. Задания первой части преимущественно связаны с процессами переработки знакомой информации.</w:t>
+      </w:r>
+    </w:p>
+    <w:p>
+      <w:pPr>
+        <w:spacing w:after="120"/>
+        <w:ind w:firstLine="709"/>
+      </w:pPr>
+      <w:r>
+        <w:t>Вторая часть включает более сложные задания: набор последовательностей, незавершённые изображения, нахождение сходства, внимание и рабочая память. Субтесты второй части предполагают работу с новой, неполной, менее привычной информацией, что требует сохранности регуляторных функций.</w:t>
+      </w:r>
+    </w:p>
+    <w:p>
+      <w:pPr>
+        <w:spacing w:after="120"/>
+        <w:ind w:firstLine="709"/>
+      </w:pPr>
+      <w:r>
+        <w:t>Задания обеих частей характеризуются чувствительностью к выявлению когнитивных нарушений различной тяжести — от выраженных проявлений афазии, агнозии, апраксии и амнезии до «стёртых» форм, не выявляемых другими экспресс-методиками. Анализ результатов включает оценку сырых баллов по субтестам, баллов по Части 1 и Части 2, общего балла и индекса достоверности. Сочетание полученных показателей позволяет определить наличие и степень выраженности когнитивных нарушений, оценить функциональный статус обследуемого, а также предположить характер и динамику когнитивного дефекта.</w:t>
       </w:r>
     </w:p>
     <w:sectPr>

--- a/Описание_выборки.docx
+++ b/Описание_выборки.docx
@@ -58,189 +58,6 @@
       </w:pPr>
       <w:r>
         <w:t>Таким образом, выборка представлена преимущественно женщинами пожилого и старческого возраста с преобладанием высшего образования и овдовевших. Около трети участников имеют цереброваскулярную патологию (инсульт) в анамнезе, что может оказывать влияние на показатели когнитивного функционирования.</w:t>
-      </w:r>
-    </w:p>
-    <w:p>
-      <w:r>
-        <w:br w:type="page"/>
-      </w:r>
-    </w:p>
-    <w:p>
-      <w:pPr>
-        <w:pStyle w:val="Heading1"/>
-        <w:jc w:val="center"/>
-      </w:pPr>
-      <w:r>
-        <w:rPr>
-          <w:rFonts w:ascii="Times New Roman" w:hAnsi="Times New Roman"/>
-          <w:sz w:val="32"/>
-        </w:rPr>
-        <w:t>Описание методик исследования</w:t>
-      </w:r>
-    </w:p>
-    <w:p>
-      <w:pPr>
-        <w:pStyle w:val="Heading2"/>
-      </w:pPr>
-      <w:r>
-        <w:rPr>
-          <w:rFonts w:ascii="Times New Roman" w:hAnsi="Times New Roman"/>
-          <w:sz w:val="28"/>
-        </w:rPr>
-        <w:t>1. Монреальская шкала оценки когнитивных функций (MoCA)</w:t>
-      </w:r>
-    </w:p>
-    <w:p>
-      <w:pPr>
-        <w:spacing w:after="120"/>
-        <w:ind w:firstLine="709"/>
-      </w:pPr>
-      <w:r>
-        <w:t>Монреальская шкала оценки когнитивных функций (Montreal Cognitive Assessment, MoCA) была разработана З. Насреддином в 1996 году и направлена на выявление когнитивных нарушений, в первую очередь нарушений памяти. Применение данной методики позволило определить степень когнитивного дефицита и проследить динамику восстановления когнитивных процессов в ходе реабилитации.</w:t>
-      </w:r>
-    </w:p>
-    <w:p>
-      <w:pPr>
-        <w:spacing w:after="120"/>
-        <w:ind w:firstLine="709"/>
-      </w:pPr>
-      <w:r>
-        <w:t>Время выполнения методики составляет около 10 минут, что делает её удобным и эффективным инструментом для использования в клинической практике. В структуру теста входят задания на зрительно-пространственные и исполнительные навыки (соединение цифр и букв по порядку, рисование куба и часов), называние изображённых животных, запоминание и воспроизведение слов, проверку концентрации внимания (повторение числовых рядов, реакция на определённый стимул, серийное вычитание по 7 из 100), повторение предложений, беглость речи, абстракцию и ориентацию во времени и месте.</w:t>
-      </w:r>
-    </w:p>
-    <w:p>
-      <w:pPr>
-        <w:spacing w:after="120"/>
-        <w:ind w:firstLine="709"/>
-      </w:pPr>
-      <w:r>
-        <w:t>Максимальное количество баллов по шкале составляет 30. Градация оценки: 26–30 баллов — нормальный уровень когнитивных функций; 18–25 баллов — лёгкие когнитивные нарушения; менее 18 баллов — выраженные когнитивные нарушения. Показатели ниже 26 баллов свидетельствуют о наличии когнитивных нарушений различной степени выраженности (Тарасова И. А., Трубникова О. А., 2021).</w:t>
-      </w:r>
-    </w:p>
-    <w:p>
-      <w:pPr>
-        <w:pStyle w:val="Heading2"/>
-      </w:pPr>
-      <w:r>
-        <w:rPr>
-          <w:rFonts w:ascii="Times New Roman" w:hAnsi="Times New Roman"/>
-          <w:sz w:val="28"/>
-        </w:rPr>
-        <w:t>2. Таблицы Шульте</w:t>
-      </w:r>
-    </w:p>
-    <w:p>
-      <w:pPr>
-        <w:spacing w:after="120"/>
-        <w:ind w:firstLine="709"/>
-      </w:pPr>
-      <w:r>
-        <w:t>Таблицы Шульте — классическая методика исследования внимания (объёма, устойчивости, переключаемости), а также умственной работоспособности. Методика была разработана немецким психиатром В. Шульте. Испытуемому предъявляется таблица размером 5×5, содержащая числа от 1 до 25, расположенные в случайном порядке. Задача — как можно быстрее показать и назвать все числа по порядку от 1 до 25.</w:t>
-      </w:r>
-    </w:p>
-    <w:p>
-      <w:pPr>
-        <w:spacing w:after="120"/>
-        <w:ind w:firstLine="709"/>
-      </w:pPr>
-      <w:r>
-        <w:t>В настоящем исследовании были использованы 3 таблицы Шульте (вместо стандартных 5), что обусловлено возрастными особенностями выборки и необходимостью минимизировать утомление участников. Фиксируется время выполнения каждой таблицы в секундах.</w:t>
-      </w:r>
-    </w:p>
-    <w:p>
-      <w:pPr>
-        <w:spacing w:after="120"/>
-        <w:ind w:firstLine="709"/>
-      </w:pPr>
-      <w:r>
-        <w:t>Показатели времени выполнения позволяют оценить скорость переработки информации, устойчивость и концентрацию произвольного внимания. Увеличение времени выполнения от первой таблицы к третьей свидетельствует о повышенной истощаемости внимания. Норма выполнения одной таблицы для взрослых составляет 30–50 секунд; превышение этого времени указывает на снижение внимания.</w:t>
-      </w:r>
-    </w:p>
-    <w:p>
-      <w:pPr>
-        <w:pStyle w:val="Heading2"/>
-      </w:pPr>
-      <w:r>
-        <w:rPr>
-          <w:rFonts w:ascii="Times New Roman" w:hAnsi="Times New Roman"/>
-          <w:sz w:val="28"/>
-        </w:rPr>
-        <w:t>3. Методика «10 слов» А. Р. Лурии</w:t>
-      </w:r>
-    </w:p>
-    <w:p>
-      <w:pPr>
-        <w:spacing w:after="120"/>
-        <w:ind w:firstLine="709"/>
-      </w:pPr>
-      <w:r>
-        <w:t>Методика заучивания 10 слов была предложена А. Р. Лурией и является одним из наиболее распространённых нейропсихологических инструментов для исследования процессов памяти: запоминания, сохранения и воспроизведения. Методика позволяет оценить объём и динамику слухоречевой памяти, наличие нарушений произвольного запоминания, а также утомляемость и устойчивость внимания.</w:t>
-      </w:r>
-    </w:p>
-    <w:p>
-      <w:pPr>
-        <w:spacing w:after="120"/>
-        <w:ind w:firstLine="709"/>
-      </w:pPr>
-      <w:r>
-        <w:t>Процедура проведения: испытуемому зачитывается ряд из 10 не связанных между собой слов, после чего он воспроизводит те из них, которые запомнил, в произвольном порядке. Процедура повторяется 7 раз (7 проб). Через определённый интервал времени (20–30 минут) проводится отсроченное воспроизведение без повторного предъявления списка.</w:t>
-      </w:r>
-    </w:p>
-    <w:p>
-      <w:pPr>
-        <w:spacing w:after="120"/>
-        <w:ind w:firstLine="709"/>
-      </w:pPr>
-      <w:r>
-        <w:t>Анализ результатов позволяет оценить: объём непосредственного запоминания (количество слов при первом воспроизведении), динамику заучивания (нарастание объёма от пробы к пробе), прочность следов памяти (отсроченное воспроизведение). В норме при повторных предъявлениях количество воспроизведённых слов нарастает и к 5–7 пробе достигает 9–10 слов. Снижение показателей отсроченного воспроизведения свидетельствует о нарушении долговременной памяти.</w:t>
-      </w:r>
-    </w:p>
-    <w:p>
-      <w:pPr>
-        <w:pStyle w:val="Heading2"/>
-      </w:pPr>
-      <w:r>
-        <w:rPr>
-          <w:rFonts w:ascii="Times New Roman" w:hAnsi="Times New Roman"/>
-          <w:sz w:val="28"/>
-        </w:rPr>
-        <w:t>4. Краткое нейропсихологическое обследование когнитивной сферы (КНОКС)</w:t>
-      </w:r>
-    </w:p>
-    <w:p>
-      <w:pPr>
-        <w:spacing w:after="120"/>
-        <w:ind w:firstLine="709"/>
-      </w:pPr>
-      <w:r>
-        <w:t>Краткое нейропсихологическое обследование когнитивной сферы (КНОКС) разработано И. М. Тонконогим и предназначено для комплексной оценки когнитивных функций и выявления когнитивных нарушений различной степени выраженности — от мягких когнитивных нарушений до выраженного когнитивного дефекта. Методика позволяет оценить функциональный статус обследуемого, степень тяжести мозгового поражения, а также используется для прогноза прогрессирования заболевания.</w:t>
-      </w:r>
-    </w:p>
-    <w:p>
-      <w:pPr>
-        <w:spacing w:after="120"/>
-        <w:ind w:firstLine="709"/>
-      </w:pPr>
-      <w:r>
-        <w:t>Методика состоит из 2 частей, каждая из которых содержит по 5 субтестов (всего 50 вопросов). Первая часть включает субтесты: ориентировка, память на президентов, называние, понимание и конструктивный праксис. Задания первой части преимущественно связаны с процессами переработки знакомой информации.</w:t>
-      </w:r>
-    </w:p>
-    <w:p>
-      <w:pPr>
-        <w:spacing w:after="120"/>
-        <w:ind w:firstLine="709"/>
-      </w:pPr>
-      <w:r>
-        <w:t>Вторая часть включает более сложные задания: набор последовательностей, незавершённые изображения, нахождение сходства, внимание и рабочая память. Субтесты второй части предполагают работу с новой, неполной, менее привычной информацией, что требует сохранности регуляторных функций.</w:t>
-      </w:r>
-    </w:p>
-    <w:p>
-      <w:pPr>
-        <w:spacing w:after="120"/>
-        <w:ind w:firstLine="709"/>
-      </w:pPr>
-      <w:r>
-        <w:t>Задания обеих частей характеризуются чувствительностью к выявлению когнитивных нарушений различной тяжести — от выраженных проявлений афазии, агнозии, апраксии и амнезии до «стёртых» форм, не выявляемых другими экспресс-методиками. Анализ результатов включает оценку сырых баллов по субтестам, баллов по Части 1 и Части 2, общего балла и индекса достоверности. Сочетание полученных показателей позволяет определить наличие и степень выраженности когнитивных нарушений, оценить функциональный статус обследуемого, а также предположить характер и динамику когнитивного дефекта.</w:t>
       </w:r>
     </w:p>
     <w:sectPr>
